--- a/treasury-platform/docs/43-PHASE2-S1-BUILD.docx
+++ b/treasury-platform/docs/43-PHASE2-S1-BUILD.docx
@@ -3630,7 +3630,53 @@
           <w:szCs w:val="21"/>
           <w:rtl/>
         </w:rPr>
-        <w:t xml:space="preserve">اعتُمدت افتراضات الموجز في البناء. تبقى حتى يؤكدها المالك أو يغيّرها، وتغييرها لاحقًا تعديل لا إعادة بناء.</w:t>
+        <w:t xml:space="preserve">بُني على افتراضات الموجز، و</w:t>
+      </w:r>
+      <w:r>
+        <w:rPr>
+          <w:rFonts w:ascii="Arial" w:cs="Arial" w:eastAsia="Arial" w:hAnsi="Arial"/>
+          <w:b/>
+          <w:bCs/>
+          <w:sz w:val="21"/>
+          <w:szCs w:val="21"/>
+          <w:rtl/>
+        </w:rPr>
+        <w:t xml:space="preserve">اعتمدها المالك في 2026-10-22</w:t>
+      </w:r>
+      <w:r>
+        <w:rPr>
+          <w:rFonts w:ascii="Arial" w:cs="Arial" w:eastAsia="Arial" w:hAnsi="Arial"/>
+          <w:b w:val="false"/>
+          <w:bCs w:val="false"/>
+          <w:sz w:val="21"/>
+          <w:szCs w:val="21"/>
+          <w:rtl/>
+        </w:rPr>
+        <w:t xml:space="preserve"> (الطلب 38 في </w:t>
+      </w:r>
+      <w:r>
+        <w:rPr>
+          <w:rFonts w:ascii="Courier New" w:cs="Courier New" w:eastAsia="Courier New" w:hAnsi="Courier New"/>
+          <w:b w:val="false"/>
+          <w:bCs w:val="false"/>
+          <w:color w:val="1F2937"/>
+          <w:sz w:val="18"/>
+          <w:szCs w:val="18"/>
+          <w:shd w:fill="F1F3F5" w:color="auto" w:val="clear"/>
+          <w:rtl/>
+        </w:rPr>
+        <w:t xml:space="preserve">‎docs/31‎</w:t>
+      </w:r>
+      <w:r>
+        <w:rPr>
+          <w:rFonts w:ascii="Arial" w:cs="Arial" w:eastAsia="Arial" w:hAnsi="Arial"/>
+          <w:b w:val="false"/>
+          <w:bCs w:val="false"/>
+          <w:sz w:val="21"/>
+          <w:szCs w:val="21"/>
+          <w:rtl/>
+        </w:rPr>
+        <w:t xml:space="preserve">). وتغيير أي منها لاحقًا تعديل لا إعادة بناء.</w:t>
       </w:r>
     </w:p>
     <w:tbl>
@@ -5430,7 +5476,7 @@
           <w:szCs w:val="21"/>
           <w:rtl/>
         </w:rPr>
-        <w:t xml:space="preserve"> تأكيد الافتراضات في القسم 4. ومراجعة الخزينة لنصوص الحزم والرسائل.</w:t>
+        <w:t xml:space="preserve"> مراجعة الخزينة لنصوص الحزم والرسائل.</w:t>
       </w:r>
     </w:p>
     <w:p>
